--- a/example_articles/countries/Russia/4.countries_Russia_Other_publisher.docx
+++ b/example_articles/countries/Russia/4.countries_Russia_Other_publisher.docx
@@ -29,17 +29,17 @@
     </w:p>
     <w:p>
       <w:r>
-        <w:t>Source File: Other publishers/Files (500) (25).DOCX</w:t>
+        <w:t>Source file: Other publishers/Files (500) (25).DOCX</w:t>
       </w:r>
     </w:p>
     <w:p>
       <w:r>
-        <w:t>Raw locations result: ['Soviet Union', 'Russia', 'Leningrad', 'Siberia', 'Kemerovo']</w:t>
+        <w:t>Raw locations result, 'locations': ['Soviet Union', 'Russia', 'Leningrad', 'Siberia', 'Kemerovo']</w:t>
       </w:r>
     </w:p>
     <w:p>
       <w:r>
-        <w:t>countries_stand_flat (Standardized): Russia</w:t>
+        <w:t>Standardized locations result, 'countries_stand_flat': Russia</w:t>
       </w:r>
     </w:p>
     <w:p>

--- a/example_articles/countries/Russia/4.countries_Russia_Other_publisher.docx
+++ b/example_articles/countries/Russia/4.countries_Russia_Other_publisher.docx
@@ -7,9 +7,7 @@
         <w:pStyle w:val="Heading1"/>
       </w:pPr>
       <w:r>
-        <w:t>Texas school earns its 'cool';</w:t>
-        <w:br/>
-        <w:t>District sees hope in fairer funding plan</w:t>
+        <w:t>Authors show why the Russians revolted</w:t>
       </w:r>
     </w:p>
     <w:p>
@@ -19,22 +17,22 @@
     </w:p>
     <w:p>
       <w:r>
-        <w:t>Date: 1990-08-28</w:t>
+        <w:t>Date: 1992-08-02</w:t>
       </w:r>
     </w:p>
     <w:p>
       <w:r>
-        <w:t>Section: NEWS; Pg. 3A</w:t>
+        <w:t>Section: Entertainment; On books; Pg. 10F</w:t>
       </w:r>
     </w:p>
     <w:p>
       <w:r>
-        <w:t>Source file: Other publishers/Files (500) (25).DOCX</w:t>
+        <w:t>Source file: Other publishers/Files (500) (27).DOCX</w:t>
       </w:r>
     </w:p>
     <w:p>
       <w:r>
-        <w:t>Raw locations result, 'locations': ['Soviet Union', 'Russia', 'Leningrad', 'Siberia', 'Kemerovo']</w:t>
+        <w:t>Raw locations result, 'locations': ['Russia']</w:t>
       </w:r>
     </w:p>
     <w:p>
@@ -51,61 +49,35 @@
     </w:p>
     <w:p>
       <w:r>
-        <w:t>A red-and-white banner boasting ''This School is Cool'' over the entrance to Edgewood High will have new meaning to the 1,200 students arriving for the start of classes today.</w:t>
+        <w:t>Geeze, I thought I was really on top of my game during summer vacation.  I dragged along and read two wonderful books that I thought I'd package together in my column for August 2.  A creative idea about a very pregnant subject: Russia. So what happens?  I get home and read the New York Times Book Review of July 19 and they've plastered my idea all over their cover.</w:t>
         <w:br/>
-        <w:t>Built in 1954, Edgewood is getting its first air conditioning, and just in time: Today's forecast is for a high near 98.</w:t>
+        <w:t xml:space="preserve"> Two problems here: First, I very seldom agree with what NYTBR splashes on its covers.  Second, I hate to look like a copycat.</w:t>
         <w:br/>
-        <w:t>The 50 window air conditioners are the first spoils of Edgewood's long fight for equal educational funding.</w:t>
+        <w:t>But I'll swallow those reservations and plunge on, because recent events in Russia make the subject worthwhile and I'll give readers of both newspapers a slightly different spin on the major book under consideration.</w:t>
         <w:br/>
-        <w:t>''We undertook a battle that many people said we wouldn't win,'' says James Vasquez, 56, superintendent of Edgewood Independent School District. ''But we're stubborn people, proud people. A little backwater district like Edgewood has led the fight for better education in Texas.''</w:t>
+        <w:t xml:space="preserve"> That would be The Last Tsar: The Life and Death of Nicholas II by Edvard Radzinsky translated by Marian Schwartz (Doubleday, 462 pages, $ 25).  I've been following this last tsar since it was spelled czar, since I was in junior high school.  There've been lots of good books, notably the popular "Nicholas and Alexandra." But for sheer emotional reading, nothing can touch Radzinsky's new book.</w:t>
         <w:br/>
-        <w:t>The district, with 25 schools and 15,000 pupils, most of them Hispanic, is getting $ 6 million more from the state this year after winning a landmark case to change school financing.</w:t>
+        <w:t xml:space="preserve"> Radzinsky, a very popular Russian dramatist, got started on the book when he roomed years ago in the same apartment building as a nonagenarian Russian actress, Vera Leonidovna Yureneva, who remembered the twilight of the Romanov regime.  Subsequently, with the advent of glasnost, he was allowed access to Nicholas the II's private daily diary.  Later, after the whole works toppled in Russia, all sorts of oldtimers who had something to do with the family's bloody execution in the basement of an Ekaterinburg villa in 1918 popped up and wrote letters to Radzinsky with new and fascinating details. (Despite recent revelations, Radzinsky finds no evidence that Anastasia and Tsarevitch Alexei survived the execution.)</w:t>
         <w:br/>
-        <w:t>The state Supreme Court ruled unanimously last fall that the school funding system was unconstitutional and ordered the Legislature to fix it.</w:t>
+        <w:t xml:space="preserve"> Readers of history needn't have a particular interest in the Romanovs' last gasp to understand that this book presages prospects for a great deal of "new" modern Russian history, which will be coming out of the woodwork for decades now that the communist watchdogs have been defanged or retired to the junkyard of history.</w:t>
         <w:br/>
-        <w:t>Edgewood and other school systems had sued, saying the state's 100 poorest districts had an average of $ 2,978 per pupil a year, compared with $ 7,233 in the 100 wealthiest.</w:t>
+        <w:t xml:space="preserve"> Radzinsky weaves his Yureneva interviews with Nicholas' diary entries and with confessions and admissions of old-line Bolsheviks to come up with a tapestry of an unbelievable subsegment of 20th century history - where costume balls for the privileged were juxtaposed with the grimy hardships of the working class, held together by tradition, the church and Mother Russia.</w:t>
         <w:br/>
-        <w:t>Such disparities have been found elsewhere. In June, New Jersey became the 12th state where courts overturned school financing systems. Nine more states have cases pending, and the 1990s may bring the battle to other spots.</w:t>
+        <w:t xml:space="preserve"> At the center of it all sat Nicholas II, hopelessly naive, unfit for office, devoutly religious, a 19th-century romantic with a suicidal attraction to both fatalism and authoritarianism.</w:t>
         <w:br/>
-        <w:t>''Recent victories by plaintiffs in Montana, Texas, Kentucky and New Jersey have inspired poor school districts to attempt to seek similar decisions from their respective state courts,'' says Arthur Wise, author of a report called ''Rich Schools, Poor Schools.''</w:t>
+        <w:t xml:space="preserve"> And his diaries are what makes this book go 'round, what makes "The Last Tsar" essential reading for anyone, even those who have read most of the other books.  From the recently released diaries emerges a very human fellow, devoted to his family, resigned to carry the psychological burden of his country in the most childlike manner possible.</w:t>
         <w:br/>
-        <w:t>Nowhere has the fight required more vigilance than in Texas, where old ways are pitted against a skyrocketing Hispanic population that is beginning to assert itself.</w:t>
+        <w:t xml:space="preserve"> Both the NYTBR and Kirkus Reviews rave about Radzinsky's style. Here's my spin: I found it the only flaw in this otherwise beautifully informative, moving book.  Overblown, bathetic, the stuff of soap operas, it tends to trivialize a story that might have told itself much more simply.</w:t>
         <w:br/>
-        <w:t>''It's like the death throes of a drowning man,'' says Vasquez. ''There's a lot of jerking and kicking as the old Texas fades into the sunset.''</w:t>
+        <w:t xml:space="preserve"> Sort of the way diarist Nicholas II told it from his point of view.  There are few new insights on the politics of pre-revolutionary Russia here.  But, when it comes to a look at the royal family, its hangers-on, and the reason the revolution succeeded and later failed, it's unbeatable.</w:t>
         <w:br/>
-        <w:t>It took eight months and three special legislative sessions to work out a $ 528 million emergency funding plan.</w:t>
+        <w:t xml:space="preserve"> "The Last Tsar" has some very intimate pictures of pre-revolutionary Russia, but obviously can't match Before the Revolution: St. Petersburg in Photographs: 1890-1914, edited by Mikhail P. Iroshnikov, Yury B. Shelayev, Liudmila A. Protsai (Abrams, 312 pages, $ 60).  Here's a coffee-table book that makes you yearn to get out a samovar and switch to tea.  It's made up of an informative but not intrusive text by Soviet scholars and 307 full- and double-page photographs recently made available by the Central State Archive of Cinema and Photo Documents of St. Petersburg.</w:t>
         <w:br/>
-        <w:t>Gov. Bill Clements, who vetoed two funding bills, finally OK'd the plan after a judge said he would act like Robin Hood, taking from rich schools and giving to poor.</w:t>
+        <w:t xml:space="preserve"> Here we see the "eastern Paris," the "northern Venice," in its death rattlings, with bejeweled ladies and arrogant men in tuxedos making their rounds, unaware that they might soon be waiting tables in Paris, after the last diamonds are pawned - if they're luckier than the last Romanovs.  Juxtaposed to the tsar's fleet of huge, shiny Renaults, you'll see factory scenes of indescribable squalor.</w:t>
         <w:br/>
-        <w:t>The plan raises the state sales tax a quarter-cent to fund poor districts without taking from well-off schools. But it fails to equalize funding.</w:t>
+        <w:t xml:space="preserve"> Few photo books will get as much attention as this one.  Back in the early '70s there came a book that surprised everyone and made the bestseller lists.  Titled "Wisconsin Death Trip," it was a coffee-table book by scholar Michael Lesy, whose text purported to explain the psychic crisis that beset America in the late 19th century.  Readers loved the photographs by Charlie Van Slyke, the eccentric photographer from Black River Falls, Wis.  But reviewers tore apart Lesy's text, with good reason.</w:t>
         <w:br/>
-        <w:t>Rich districts get more tax money from high property values and industry. Poor districts usually have higher tax rates.</w:t>
-        <w:br/>
-        <w:t>Edgewood, a working-class area with little industry, high unemployment and home values in the $ 20,000 range, must raise its property tax rate 21% to meet its part of the plan.</w:t>
-        <w:br/>
-        <w:t>Edgewood and 12 other districts are asking the court to order the Legislature to find a better system. A ruling is due by October.</w:t>
-        <w:br/>
-        <w:t>With the new money already won, Edgewood has hiked teacher pay 8%. The rest is going for computers for fifth graders, air conditioners at Edgewood High and Stafford Elementary, science lab ventilation systems and construction at several schools.</w:t>
-        <w:br/>
-        <w:t>But there are few foreign language classes at the three high schools, and and sports facilities are inadequate.</w:t>
-        <w:br/>
-        <w:t>Teachers say shortcomings are obvious to students when they go to other schools for academic and sports contests.</w:t>
-        <w:br/>
-        <w:t>''They ask, 'Why don't we have tennis courts, why don't we have a track, why don't we have a complete football field?' '' says Margaret Arevalo, who has taught math for 17 years in the district.</w:t>
-        <w:br/>
-        <w:t>Parents first sued in 1968, claiming the Texas public school funding system was unconstitutional. The U.S. Supreme Court ruled the U.S. Constitution doesn't address equal education.</w:t>
-        <w:br/>
-        <w:t>But the Texas Constitution guarantees an ''efficient system of education,'' and in 1984, Edgewood took it to state court.</w:t>
-        <w:br/>
-        <w:t>Says Demetrio Rodriguez, 64, whose name was on the initial federal suit: ''We're pioneers in bringing out the problems of school funding. But we're not through. … Education belongs to all the citizens of Texas, not just rich ones.''</w:t>
-        <w:br/>
-        <w:t>Contributing: Anne Carey.</w:t>
-        <w:br/>
-        <w:br/>
-        <w:t>Notes</w:t>
-        <w:br/>
-        <w:br/>
-        <w:t>Accompanying story; Heat is up, violence too, as schools open doors</w:t>
+        <w:t xml:space="preserve"> Such won't happen with "Before the Revolution," for its commentators have stuck to simple facts and let the photographs tell their sad, inevitable stories.</w:t>
         <w:br/>
         <w:br/>
         <w:t>Graphic</w:t>
@@ -113,11 +85,7 @@
         <w:br/>
         <w:t xml:space="preserve"> </w:t>
         <w:br/>
-        <w:t>b/w, Marty Baumann, USA TODAY (map, Texas); PHOTO; b/w, Bill Albrecht (James Vasquez)</w:t>
-        <w:br/>
-        <w:t xml:space="preserve"> </w:t>
-        <w:br/>
-        <w:t>CUTLINE: MORE TO GO AROUND: Edgewood school Superintendent James Vasquez stands at Hoelscher Elementary School, where new funding is being used for construction.</w:t>
+        <w:t>Photograph</w:t>
       </w:r>
     </w:p>
     <w:sectPr>

--- a/example_articles/countries/Russia/4.countries_Russia_Other_publisher.docx
+++ b/example_articles/countries/Russia/4.countries_Russia_Other_publisher.docx
@@ -7,7 +7,7 @@
         <w:pStyle w:val="Heading1"/>
       </w:pPr>
       <w:r>
-        <w:t>Authors show why the Russians revolted</w:t>
+        <w:t>ZYUGANOV KEEPS OBSERVERS GUESSING&lt; HE SAYS HE WOULD NOT "TURN BACK THE CLOCK." HE MAY MEAN IT.</w:t>
       </w:r>
     </w:p>
     <w:p>
@@ -17,17 +17,17 @@
     </w:p>
     <w:p>
       <w:r>
-        <w:t>Date: 1992-08-02</w:t>
+        <w:t>Date: 1996-06-14</w:t>
       </w:r>
     </w:p>
     <w:p>
       <w:r>
-        <w:t>Section: Entertainment; On books; Pg. 10F</w:t>
+        <w:t>Section: NATIONAL; Pg. A03</w:t>
       </w:r>
     </w:p>
     <w:p>
       <w:r>
-        <w:t>Source file: Other publishers/Files (500) (27).DOCX</w:t>
+        <w:t>Source file: Other publishers/Files (500) (30).DOCX</w:t>
       </w:r>
     </w:p>
     <w:p>
@@ -49,35 +49,81 @@
     </w:p>
     <w:p>
       <w:r>
-        <w:t>Geeze, I thought I was really on top of my game during summer vacation.  I dragged along and read two wonderful books that I thought I'd package together in my column for August 2.  A creative idea about a very pregnant subject: Russia. So what happens?  I get home and read the New York Times Book Review of July 19 and they've plastered my idea all over their cover.</w:t>
+        <w:t>"Satan is oozing from his cave," cried Gennady Zyuganov. And who is the devil's disciple? Boris Yeltsin, of course.</w:t>
         <w:br/>
-        <w:t xml:space="preserve"> Two problems here: First, I very seldom agree with what NYTBR splashes on its covers.  Second, I hate to look like a copycat.</w:t>
+        <w:t>"Let's remember what was predicted in the Apocalypse: The devil has sent two beasts from hell," Zyuganov continued. "The first has a mark on his head. The second has a mark on his hand."</w:t>
         <w:br/>
-        <w:t>But I'll swallow those reservations and plunge on, because recent events in Russia make the subject worthwhile and I'll give readers of both newspapers a slightly different spin on the major book under consideration.</w:t>
+        <w:t>For this audience of Communists and virulent nationalists, no one had to connect the dots. Mikhail Gorbachev bears a birthmark on his head. Yeltsin blew off two fingers of his right hand in a childhood experiment with fireworks.</w:t>
         <w:br/>
-        <w:t xml:space="preserve"> That would be The Last Tsar: The Life and Death of Nicholas II by Edvard Radzinsky translated by Marian Schwartz (Doubleday, 462 pages, $ 25).  I've been following this last tsar since it was spelled czar, since I was in junior high school.  There've been lots of good books, notably the popular "Nicholas and Alexandra." But for sheer emotional reading, nothing can touch Radzinsky's new book.</w:t>
+        <w:t>Here at a preelection rally was the Zyuganov whom the West has come to fear: an unrepentant ideologue, crusading against the current and former presidents of Russia for selling the motherland for fool's gold.</w:t>
         <w:br/>
-        <w:t xml:space="preserve"> Radzinsky, a very popular Russian dramatist, got started on the book when he roomed years ago in the same apartment building as a nonagenarian Russian actress, Vera Leonidovna Yureneva, who remembered the twilight of the Romanov regime.  Subsequently, with the advent of glasnost, he was allowed access to Nicholas the II's private daily diary.  Later, after the whole works toppled in Russia, all sorts of oldtimers who had something to do with the family's bloody execution in the basement of an Ekaterinburg villa in 1918 popped up and wrote letters to Radzinsky with new and fascinating details. (Despite recent revelations, Radzinsky finds no evidence that Anastasia and Tsarevitch Alexei survived the execution.)</w:t>
+        <w:t>Yet for all the dark rumors of Zyuganov's "maximum plan" to restore a Soviet-style regime should he win the presidential election that begins Sunday, others say that the burly, balding former math teacher with the Bob Hope ski-jump nose is really a sheep in wolf's clothing.</w:t>
         <w:br/>
-        <w:t xml:space="preserve"> Readers of history needn't have a particular interest in the Romanovs' last gasp to understand that this book presages prospects for a great deal of "new" modern Russian history, which will be coming out of the woodwork for decades now that the communist watchdogs have been defanged or retired to the junkyard of history.</w:t>
+        <w:t>* When he was 39 in 1983, Gennady Andreyevich Zyuganov filled a lowly instructor's job in the propaganda department of the Communist Party's Central Committee. At the same age, Gorbachev was boss of a huge and important regional party organization. In a dramatic role reversal, Zyuganov is within striking distance of the presidency of the world's largest nation, while Gorbachev endangers his historical legacy with a laugh-track candidacy for the same job.</w:t>
         <w:br/>
-        <w:t xml:space="preserve"> Radzinsky weaves his Yureneva interviews with Nicholas' diary entries and with confessions and admissions of old-line Bolsheviks to come up with a tapestry of an unbelievable subsegment of 20th century history - where costume balls for the privileged were juxtaposed with the grimy hardships of the working class, held together by tradition, the church and Mother Russia.</w:t>
+        <w:t>Is Zyuganov, who will be 52 on June 26, just a party hack who got lucky? He was out of Moscow when some of his friends and associates led the failed August 1991 coup that presaged the end of the Soviet Union. Afterward, when the banned Communist Party tried to pick up the pieces and re-create an organization, Zyuganov presented the right working-class pedigree for leadership - but more important, he wasn't in jail.</w:t>
         <w:br/>
-        <w:t xml:space="preserve"> At the center of it all sat Nicholas II, hopelessly naive, unfit for office, devoutly religious, a 19th-century romantic with a suicidal attraction to both fatalism and authoritarianism.</w:t>
+        <w:t>His friend and ally, the nationalist newspaper editor Alexander Prokhanov, calls Zyuganov a "Russian patriot . . . a developing ideologue, who can synthesize the Red [Communist] flow and the White [nationalist] flow of the patriotic movement.</w:t>
         <w:br/>
-        <w:t xml:space="preserve"> And his diaries are what makes this book go 'round, what makes "The Last Tsar" essential reading for anyone, even those who have read most of the other books.  From the recently released diaries emerges a very human fellow, devoted to his family, resigned to carry the psychological burden of his country in the most childlike manner possible.</w:t>
+        <w:t>"He's a very Russian man," said Prokhanov.</w:t>
         <w:br/>
-        <w:t xml:space="preserve"> Both the NYTBR and Kirkus Reviews rave about Radzinsky's style. Here's my spin: I found it the only flaw in this otherwise beautifully informative, moving book.  Overblown, bathetic, the stuff of soap operas, it tends to trivialize a story that might have told itself much more simply.</w:t>
+        <w:t>And he comes from a very Russian region. Zyuganov was born in a small village called Mymrino near the regional capital Oryol in Russia's "black earth" farm belt.</w:t>
         <w:br/>
-        <w:t xml:space="preserve"> Sort of the way diarist Nicholas II told it from his point of view.  There are few new insights on the politics of pre-revolutionary Russia here.  But, when it comes to a look at the royal family, its hangers-on, and the reason the revolution succeeded and later failed, it's unbeatable.</w:t>
+        <w:t>"The Oryol area is kind of a mystical place for Russians," said Prokhanov, "where the steppes meet the forest. It has long produced writers such as Tolstoy and Turgenev."</w:t>
         <w:br/>
-        <w:t xml:space="preserve"> "The Last Tsar" has some very intimate pictures of pre-revolutionary Russia, but obviously can't match Before the Revolution: St. Petersburg in Photographs: 1890-1914, edited by Mikhail P. Iroshnikov, Yury B. Shelayev, Liudmila A. Protsai (Abrams, 312 pages, $ 60).  Here's a coffee-table book that makes you yearn to get out a samovar and switch to tea.  It's made up of an informative but not intrusive text by Soviet scholars and 307 full- and double-page photographs recently made available by the Central State Archive of Cinema and Photo Documents of St. Petersburg.</w:t>
+        <w:t>It was the year before the end of what Russians call the Great Patriotic War. Gennady's father, Andrei, lost part of his right leg in fighting near Sevastopol; Zyuganov has said that a hundred men from Mymrino went off to war and never returned.</w:t>
         <w:br/>
-        <w:t xml:space="preserve"> Here we see the "eastern Paris," the "northern Venice," in its death rattlings, with bejeweled ladies and arrogant men in tuxedos making their rounds, unaware that they might soon be waiting tables in Paris, after the last diamonds are pawned - if they're luckier than the last Romanovs.  Juxtaposed to the tsar's fleet of huge, shiny Renaults, you'll see factory scenes of indescribable squalor.</w:t>
+        <w:t>Both Gennady's parents were schoolteachers, and neither belonged to the Communist Party. The region suffered through Joseph Stalin's forced collectivization, but the residents venerated the leader, and to this day the area is a Communist stronghold.</w:t>
         <w:br/>
-        <w:t xml:space="preserve"> Few photo books will get as much attention as this one.  Back in the early '70s there came a book that surprised everyone and made the bestseller lists.  Titled "Wisconsin Death Trip," it was a coffee-table book by scholar Michael Lesy, whose text purported to explain the psychic crisis that beset America in the late 19th century.  Readers loved the photographs by Charlie Van Slyke, the eccentric photographer from Black River Falls, Wis.  But reviewers tore apart Lesy's text, with good reason.</w:t>
+        <w:t>Prokhanov described Zyuganov as being stamped for life with the characteristics of rural village life. "There is a sympathy for people and ordinary needs," he said.</w:t>
         <w:br/>
-        <w:t xml:space="preserve"> Such won't happen with "Before the Revolution," for its commentators have stuck to simple facts and let the photographs tell their sad, inevitable stories.</w:t>
+        <w:t>After high school, young "Genna," an accomplished volleyball player, coached sports for one year, then entered the Oryol Pedagogical Institute. In 1963, he postponed his education for a three-year stint in the Red Army, where he joined the Communist Party.</w:t>
+        <w:br/>
+        <w:t>When he returned to study mathematics at the institute in 1966, the more mature Zyuganov married his high school sweetheart, Nadezhda, and was elected head of the local Komsomol, the Communist youth organization. Suddenly there ensued a slew of assignments for the institute from Komsomol - as if, other students later recalled, Genna was flexing his new muscle.</w:t>
+        <w:br/>
+        <w:t>Zyuganov became a math teacher, but his real love was party work, and he rose steadily, if unspectacularly, through the ranks. He became the dutiful protege of the head of the regional party organization, Albert Ivanov, who eventually promoted him to head the department of agitation and propaganda.</w:t>
+        <w:br/>
+        <w:t>In 1983, he made it to a minor post in the major leagues, called up to Moscow to work as an instructor in the ideology department of the Central Committee. Steeped in rural, grassroots Communism, Zyuganov was devoted to Yuri Andropov, the former KGB chief who had ascended to Kremlin boss the preceding November.</w:t>
+        <w:br/>
+        <w:t>But after Andropov's death in 1984, Zyuganov's career took a turn for the worse. Under Gorbachev, the party's focus was changing from ideology to pragmatism. Zyuganov quietly but bitterly opposed this course, eventually joining other hard-liners in splitting off to form the Russian Communist Party, distinct from the ruling Communist Party of the Soviet Union. He became one of seven secretaries of the new organization's central committee, and although the Russian organization was still a splinter group, it was a huge leap in power.</w:t>
+        <w:br/>
+        <w:t>The next big step came in July 1991. Zyuganov joined Prokhanov and some more famous Communists in signing an open letter, published in a daily hard-line newspaper, titled "A Word to the People." The polemic against the Gorbachev reform program practically demanded a coup - and a month later one happened, ending in failure and disgrace three days after it began.</w:t>
+        <w:br/>
+        <w:t>Zyuganov was not among the putschists. He was, ironically, vacationing in the Crimea in a party-owned dacha, just a few miles from where Gorbachev was held under house arrest. This meant Zyuganov could could claim "innocence" among the plotters; nevertheless, when he returned to Moscow, it was as a member of an outlawed organization.</w:t>
+        <w:br/>
+        <w:t>Zyuganov sought out Prokhanov, who was living in a flat near Pushkin Square and running a sort of salon for unfashionable ideologues.</w:t>
+        <w:br/>
+        <w:t>Over the ensuing months, Prokhanov drew in different figures from the far right and the far left, united in their opinion that Yeltsin, Gorbachev's successor, was destroying Russia as he had the party.</w:t>
+        <w:br/>
+        <w:t>As he began to aid in the reconstitution of the party, Zyuganov reached another crossroads in October 1993 during the siege of the White House, the Russian Federation building. Rather than side with the hard-line deputies barricaded in the building, Zyuganov called for a nonviolent settlement.</w:t>
+        <w:br/>
+        <w:t>In the aftermath, Zyuganov looked statesmanlike. The ensuing elections - boycotted by some hard-liners - brought Zyuganov and his new Communist faction into the parliament. Last December, the Russian Communist Party won 181 seats, making it the most powerful entity in the parliament.</w:t>
+        <w:br/>
+        <w:t>* Now he's challenging Yeltsin. Unlike Yeltsin, who is campaigning with his family, he refuses to deploy Nadezhda, an engineer, nor his 28-year-old son and 22-year-old daughter. It's not Russian etiquette to exploit your wife and family.</w:t>
+        <w:br/>
+        <w:t>"Gorbachev was the first to do this, and it wasn't a success," Prokhanov said drily.</w:t>
+        <w:br/>
+        <w:t>In recent years, Zyuganov has tried to beef up his resume. He sought and won an honorary doctorate. He began publishing extensively and one of his books, Beyond the Horizon, has been examined extensively for clues to his views. It doesn't take a microscope. There are repeated anti-West diatribes, including the notion that Russia is being raped for its natural resources.</w:t>
+        <w:br/>
+        <w:t>Zyuganov also notes that influence by Jews "grows not by the day but literally by the hour . . . in the whole managerial and economic system of Western civilization." He denies charges of anti-Semitism; his aides say he only deplores "the loss of Jewish brains to the West."</w:t>
+        <w:br/>
+        <w:t>If anything is clear about Zyuganov it is that his expressed views are tailored to fit his audience, much as his new Versace suits hide his bulk.</w:t>
+        <w:br/>
+        <w:t>Thus, he is comfortable speaking to 3,000 people in front of a banner that said "The ideas of Great October" - the 1917 Bolshevik Revolution - "are invincible!" But he can also express the rather counter-revolutionary notion, as he did in Siberia last week, that businesses that have been privatized and are doing well do not need to be taken over by the state.</w:t>
+        <w:br/>
+        <w:t>Viktor Anpilov, leader of the hard-core Communist Russian Worker's Party, calls Zyuganov a "social democrat" - a nasty epithet in the Leninist lexicon. But he's supporting him anyway. Western business and political leaders distrust him - but they hung on every word and were soothed by his liberal rhetoric at an international conference in Switzerland last February.</w:t>
+        <w:br/>
+        <w:t>Zyuganov has repeatedly said that, if elected, he would not "turn back the clock" to the old Soviet days, a remark greeted with incredulity by many Russians, particularly young people. But he may really mean it.</w:t>
+        <w:br/>
+        <w:t>Whatever happens in this vote, his aides are already thinking about the next one.</w:t>
+        <w:br/>
+        <w:t>"Even if we lose the election and get 45 percent, it will be our victory," said Mikhail Molotsov, Zyuganov's young press spokesman. "Because there will be another election in a year or two, due to Yeltsin's poor health. And Zyuganov will win that one."</w:t>
+        <w:br/>
+        <w:t>Perhaps. Some are predicting that after this election, the Communist Party will split again, with the current No. 2, the more Leninist Valentin Kuptsov, taking charge of the more ideologically driven wing. That potentially split base doesn't dissuade Prokhanov from believing that Zyuganov's best days are to come.</w:t>
+        <w:br/>
+        <w:t>"For a leader to become a great leader, he has to be crucified on a cross," he said. "Zyuganov is still on the road - not to Golgotha - but on the way to driving the infidels from the temple.</w:t>
+        <w:br/>
+        <w:t>"Only ill-wishers would call Zyuganov mediocre," Prokhanov said. "He saved the Communist Party from destruction."</w:t>
         <w:br/>
         <w:br/>
         <w:t>Graphic</w:t>
@@ -85,7 +131,11 @@
         <w:br/>
         <w:t xml:space="preserve"> </w:t>
         <w:br/>
-        <w:t>Photograph</w:t>
+        <w:t>PHOTO;</w:t>
+        <w:br/>
+        <w:t>PHOTO (1)</w:t>
+        <w:br/>
+        <w:t>1. Gennady Zyuganov addressed a news conference in the Duma yesterday. The Communist Party candidate is Yeltsin's leading rival in the Russian presidential elections Sunday. (Associated Press, SERGEI KARPUKHIN)</w:t>
       </w:r>
     </w:p>
     <w:sectPr>
